--- a/paper/LKina_manuscript_EN_submission.docx
+++ b/paper/LKina_manuscript_EN_submission.docx
@@ -15612,7 +15612,7 @@
         <w:t xml:space="preserve"> </w:t>
       </w:r>
       <w:r>
-        <w:t xml:space="preserve">(see Appendix E); every run used seed 42 for exact reproducibility. A Zenodo DOI will be registered upon publication </w:t>
+        <w:t xml:space="preserve">(see Appendix E); every run used seed 42 for exact reproducibility. The v1.0.2 snapshot is archived on Zenodo: https://doi.org/10.5281/zenodo.22156943 </w:t>
       </w:r>
       <w:r>
         <w:rPr>
@@ -18160,7 +18160,7 @@
         </w:numPr>
       </w:pPr>
       <w:r>
-        <w:t xml:space="preserve">European Organization for Nuclear Research &amp; OpenAIRE. Zenodo. https://zenodo.org/. doi:10.25495/7gxk-rd71</w:t>
+        <w:t xml:space="preserve">LK-Studio1128. LKina: A Metal-Aware and Covalent-Reactive Molecular Docking Engine Extending AutoDock Vina. Version v1.0.2. Zenodo, 2026. https://doi.org/10.5281/zenodo.22156943</w:t>
       </w:r>
     </w:p>
     <w:p>

--- a/paper/LKina_manuscript_EN_submission.docx
+++ b/paper/LKina_manuscript_EN_submission.docx
@@ -2987,7 +2987,7 @@
         <w:t xml:space="preserve"> </w:t>
       </w:r>
       <w:r>
-        <w:t xml:space="preserve">Geometry and well-depth parameters of the four coordination pseudoatoms.</w:t>
+        <w:t xml:space="preserve">Geometry and coordination-interaction parameters (nbp overrides) of the four coordination pseudoatoms.</w:t>
       </w:r>
     </w:p>
     <w:tbl>
@@ -3059,6 +3059,12 @@
             <w:pPr>
               <w:pStyle w:val="Compact"/>
             </w:pPr>
+            <w:r>
+              <w:t xml:space="preserve">nbp</w:t>
+            </w:r>
+            <w:r>
+              <w:t xml:space="preserve"> </w:t>
+            </w:r>
             <m:oMath>
               <m:sSub>
                 <m:e>
@@ -3091,6 +3097,12 @@
             <w:pPr>
               <w:pStyle w:val="Compact"/>
             </w:pPr>
+            <w:r>
+              <w:t xml:space="preserve">nbp</w:t>
+            </w:r>
+            <w:r>
+              <w:t xml:space="preserve"> </w:t>
+            </w:r>
             <m:oMath>
               <m:r>
                 <m:t>ε</m:t>
@@ -3100,7 +3112,7 @@
               <w:t xml:space="preserve"> </w:t>
             </w:r>
             <w:r>
-              <w:t xml:space="preserve">(kcal/mol)</w:t>
+              <w:t xml:space="preserve">range (kcal/mol)</w:t>
             </w:r>
           </w:p>
         </w:tc>
@@ -3172,7 +3184,7 @@
               <w:pStyle w:val="Compact"/>
             </w:pPr>
             <w:r>
-              <w:t xml:space="preserve">2.5</w:t>
+              <w:t xml:space="preserve">3.0–23.2</w:t>
             </w:r>
           </w:p>
         </w:tc>
@@ -3244,7 +3256,7 @@
               <w:pStyle w:val="Compact"/>
             </w:pPr>
             <w:r>
-              <w:t xml:space="preserve">2.5</w:t>
+              <w:t xml:space="preserve">3.0–24.0</w:t>
             </w:r>
           </w:p>
         </w:tc>
@@ -3316,7 +3328,7 @@
               <w:pStyle w:val="Compact"/>
             </w:pPr>
             <w:r>
-              <w:t xml:space="preserve">2.5</w:t>
+              <w:t xml:space="preserve">0.2–14.0</w:t>
             </w:r>
           </w:p>
         </w:tc>
@@ -3394,7 +3406,7 @@
               <w:pStyle w:val="Compact"/>
             </w:pPr>
             <w:r>
-              <w:t xml:space="preserve">2.5</w:t>
+              <w:t xml:space="preserve">2.5–15.0</w:t>
             </w:r>
           </w:p>
         </w:tc>
@@ -3461,26 +3473,18 @@
               <w:pStyle w:val="Compact"/>
             </w:pPr>
             <w:r>
-              <w:rPr>
-                <w:b/>
-                <w:bCs/>
-              </w:rPr>
-              <w:t xml:space="preserve">0.45</w:t>
-            </w:r>
-          </w:p>
-        </w:tc>
-        <w:tc>
-          <w:tcPr/>
-          <w:p>
-            <w:pPr>
-              <w:pStyle w:val="Compact"/>
-            </w:pPr>
-            <w:r>
-              <w:rPr>
-                <w:b/>
-                <w:bCs/>
-              </w:rPr>
-              <w:t xml:space="preserve">1.8</w:t>
+              <w:t xml:space="preserve">0.25</w:t>
+            </w:r>
+          </w:p>
+        </w:tc>
+        <w:tc>
+          <w:tcPr/>
+          <w:p>
+            <w:pPr>
+              <w:pStyle w:val="Compact"/>
+            </w:pPr>
+            <w:r>
+              <w:t xml:space="preserve">0.2–5.0</w:t>
             </w:r>
           </w:p>
         </w:tc>
@@ -3491,7 +3495,89 @@
         <w:pStyle w:val="BodyText"/>
       </w:pPr>
       <w:r>
-        <w:t xml:space="preserve">The JT axial pseudoatom uses a larger</w:t>
+        <w:t xml:space="preserve">The pseudoatoms themselves carry no vdW interaction (official AD4Zn neutral parameters</w:t>
+      </w:r>
+      <w:r>
+        <w:t xml:space="preserve"> </w:t>
+      </w:r>
+      <m:oMath>
+        <m:sSub>
+          <m:e>
+            <m:r>
+              <m:t>R</m:t>
+            </m:r>
+          </m:e>
+          <m:sub>
+            <m:r>
+              <m:t>i</m:t>
+            </m:r>
+            <m:r>
+              <m:t>i</m:t>
+            </m:r>
+          </m:sub>
+        </m:sSub>
+        <m:r>
+          <m:rPr>
+            <m:sty m:val="p"/>
+          </m:rPr>
+          <m:t>=</m:t>
+        </m:r>
+        <m:r>
+          <m:t>1.0</m:t>
+        </m:r>
+      </m:oMath>
+      <w:r>
+        <w:t xml:space="preserve"> </w:t>
+      </w:r>
+      <w:r>
+        <w:t xml:space="preserve">Å,</w:t>
+      </w:r>
+      <w:r>
+        <w:t xml:space="preserve"> </w:t>
+      </w:r>
+      <m:oMath>
+        <m:sSub>
+          <m:e>
+            <m:r>
+              <m:t>ε</m:t>
+            </m:r>
+          </m:e>
+          <m:sub>
+            <m:r>
+              <m:t>i</m:t>
+            </m:r>
+            <m:r>
+              <m:t>i</m:t>
+            </m:r>
+          </m:sub>
+        </m:sSub>
+        <m:r>
+          <m:rPr>
+            <m:sty m:val="p"/>
+          </m:rPr>
+          <m:t>=</m:t>
+        </m:r>
+        <m:r>
+          <m:t>0.0</m:t>
+        </m:r>
+      </m:oMath>
+      <w:r>
+        <w:t xml:space="preserve">; see Section 3.2.1); all coordination interactions are encoded into the grids through explicit</w:t>
+      </w:r>
+      <w:r>
+        <w:t xml:space="preserve"> </w:t>
+      </w:r>
+      <w:r>
+        <w:rPr>
+          <w:rStyle w:val="VerbatimChar"/>
+        </w:rPr>
+        <w:t xml:space="preserve">nbp_r_eps</w:t>
+      </w:r>
+      <w:r>
+        <w:t xml:space="preserve"> </w:t>
+      </w:r>
+      <w:r>
+        <w:t xml:space="preserve">overrides whose</w:t>
       </w:r>
       <w:r>
         <w:t xml:space="preserve"> </w:t>
@@ -3513,12 +3599,21 @@
             </m:r>
           </m:sub>
         </m:sSub>
+        <m:r>
+          <m:rPr>
+            <m:sty m:val="p"/>
+          </m:rPr>
+          <m:t>=</m:t>
+        </m:r>
+        <m:r>
+          <m:t>0.25</m:t>
+        </m:r>
       </m:oMath>
       <w:r>
         <w:t xml:space="preserve"> </w:t>
       </w:r>
       <w:r>
-        <w:t xml:space="preserve">and a weaker</w:t>
+        <w:t xml:space="preserve">Å places the ligand donor probe directly on the pseudoatom site, with</w:t>
       </w:r>
       <w:r>
         <w:t xml:space="preserve"> </w:t>
@@ -3529,7 +3624,75 @@
         </m:r>
       </m:oMath>
       <w:r>
-        <w:t xml:space="preserve">, mirroring the elongated (~2.4 Å) and weakened axial bonds of Jahn–Teller-active ions. Vacant directions are chosen by</w:t>
+        <w:t xml:space="preserve"> </w:t>
+      </w:r>
+      <w:r>
+        <w:t xml:space="preserve">chosen by metal–donor HSAB matching over 0.2–24 kcal/mol (unweighted tabulated values; actual well depths after the AD4</w:t>
+      </w:r>
+      <w:r>
+        <w:t xml:space="preserve"> </w:t>
+      </w:r>
+      <w:r>
+        <w:rPr>
+          <w:rStyle w:val="VerbatimChar"/>
+        </w:rPr>
+        <w:t xml:space="preserve">coeff_vdW</w:t>
+      </w:r>
+      <w:r>
+        <w:t xml:space="preserve"> </w:t>
+      </w:r>
+      <w:r>
+        <w:t xml:space="preserve">weighting are given in Section 3.2.1, e.g. the Zn–NA/TZ tabulated 23.2135 → weighted −3.86 kcal/mol). The JT axial pseudoatoms share the</w:t>
+      </w:r>
+      <w:r>
+        <w:t xml:space="preserve"> </w:t>
+      </w:r>
+      <m:oMath>
+        <m:sSub>
+          <m:e>
+            <m:r>
+              <m:t>r</m:t>
+            </m:r>
+          </m:e>
+          <m:sub>
+            <m:r>
+              <m:rPr>
+                <m:nor/>
+                <m:sty m:val="p"/>
+              </m:rPr>
+              <m:t>eq</m:t>
+            </m:r>
+          </m:sub>
+        </m:sSub>
+        <m:r>
+          <m:rPr>
+            <m:sty m:val="p"/>
+          </m:rPr>
+          <m:t>=</m:t>
+        </m:r>
+        <m:r>
+          <m:t>0.25</m:t>
+        </m:r>
+      </m:oMath>
+      <w:r>
+        <w:t xml:space="preserve"> </w:t>
+      </w:r>
+      <w:r>
+        <w:t xml:space="preserve">Å overrides but are injected at a longer distance (2.45 Å for cu2_jt, 2.28 Å for mn3_jt, vs 2.03/1.92 Å equatorial) with weaker</w:t>
+      </w:r>
+      <w:r>
+        <w:t xml:space="preserve"> </w:t>
+      </w:r>
+      <m:oMath>
+        <m:r>
+          <m:t>ε</m:t>
+        </m:r>
+      </m:oMath>
+      <w:r>
+        <w:t xml:space="preserve"> </w:t>
+      </w:r>
+      <w:r>
+        <w:t xml:space="preserve">(0.2–5.0 vs 2.5–15.0 kcal/mol), mirroring the elongated (~2.4 Å) and weakened axial bonds of Jahn–Teller-active ions. Vacant directions are chosen by</w:t>
       </w:r>
       <w:r>
         <w:t xml:space="preserve"> </w:t>
@@ -4313,7 +4476,7 @@
               <w:pStyle w:val="Compact"/>
             </w:pPr>
             <w:r>
-              <w:t xml:space="preserve">,</w:t>
+              <w:t xml:space="preserve">—</w:t>
             </w:r>
           </w:p>
         </w:tc>
@@ -4370,7 +4533,7 @@
               <w:pStyle w:val="Compact"/>
             </w:pPr>
             <w:r>
-              <w:t xml:space="preserve">,</w:t>
+              <w:t xml:space="preserve">—</w:t>
             </w:r>
           </w:p>
         </w:tc>
@@ -4427,7 +4590,7 @@
               <w:pStyle w:val="Compact"/>
             </w:pPr>
             <w:r>
-              <w:t xml:space="preserve">,</w:t>
+              <w:t xml:space="preserve">—</w:t>
             </w:r>
           </w:p>
         </w:tc>
@@ -4473,18 +4636,18 @@
               <w:pStyle w:val="Compact"/>
             </w:pPr>
             <w:r>
-              <w:t xml:space="preserve">, / 1.92</w:t>
-            </w:r>
-          </w:p>
-        </w:tc>
-        <w:tc>
-          <w:tcPr/>
-          <w:p>
-            <w:pPr>
-              <w:pStyle w:val="Compact"/>
-            </w:pPr>
-            <w:r>
-              <w:t xml:space="preserve">2.12 /,</w:t>
+              <w:t xml:space="preserve">— / 1.92</w:t>
+            </w:r>
+          </w:p>
+        </w:tc>
+        <w:tc>
+          <w:tcPr/>
+          <w:p>
+            <w:pPr>
+              <w:pStyle w:val="Compact"/>
+            </w:pPr>
+            <w:r>
+              <w:t xml:space="preserve">2.12 / —</w:t>
             </w:r>
           </w:p>
         </w:tc>
@@ -5067,77 +5230,7 @@
         <w:pStyle w:val="FirstParagraph"/>
       </w:pPr>
       <w:r>
-        <w:t xml:space="preserve">The differentiated axial (</w:t>
-      </w:r>
-      <m:oMath>
-        <m:sSub>
-          <m:e>
-            <m:r>
-              <m:t>r</m:t>
-            </m:r>
-          </m:e>
-          <m:sub>
-            <m:r>
-              <m:rPr>
-                <m:nor/>
-                <m:sty m:val="p"/>
-              </m:rPr>
-              <m:t>eq</m:t>
-            </m:r>
-          </m:sub>
-        </m:sSub>
-        <m:r>
-          <m:rPr>
-            <m:sty m:val="p"/>
-          </m:rPr>
-          <m:t>=</m:t>
-        </m:r>
-        <m:r>
-          <m:t>0.45</m:t>
-        </m:r>
-      </m:oMath>
-      <w:r>
-        <w:t xml:space="preserve"> </w:t>
-      </w:r>
-      <w:r>
-        <w:t xml:space="preserve">Å,</w:t>
-      </w:r>
-      <w:r>
-        <w:t xml:space="preserve"> </w:t>
-      </w:r>
-      <m:oMath>
-        <m:r>
-          <m:t>ε</m:t>
-        </m:r>
-        <m:r>
-          <m:rPr>
-            <m:sty m:val="p"/>
-          </m:rPr>
-          <m:t>=</m:t>
-        </m:r>
-        <m:r>
-          <m:t>1.8</m:t>
-        </m:r>
-      </m:oMath>
-      <w:r>
-        <w:t xml:space="preserve">) versus equatorial (</w:t>
-      </w:r>
-      <m:oMath>
-        <m:r>
-          <m:t>ε</m:t>
-        </m:r>
-        <m:r>
-          <m:rPr>
-            <m:sty m:val="p"/>
-          </m:rPr>
-          <m:t>=</m:t>
-        </m:r>
-        <m:r>
-          <m:t>2.5</m:t>
-        </m:r>
-      </m:oMath>
-      <w:r>
-        <w:t xml:space="preserve">) parameters allow the search to distinguish the two coordination spheres, which is essential for d⁹ Cu²⁺ and d⁴ Mn³⁺ sites.</w:t>
+        <w:t xml:space="preserve">The differentiated axial (injection distance 2.45 Å for cu2_jt / 2.28 Å for mn3_jt, nbp ε 0.2–5.0) versus equatorial (injection 2.03/1.92 Å, ε 2.5–15.0) parameters allow the search to distinguish the two coordination spheres, which is essential for d⁹ Cu²⁺ and d⁴ Mn³⁺ sites.</w:t>
       </w:r>
     </w:p>
     <w:bookmarkEnd w:id="23"/>
@@ -8170,18 +8263,18 @@
               <w:pStyle w:val="Compact"/>
             </w:pPr>
             <w:r>
-              <w:t xml:space="preserve">,</w:t>
-            </w:r>
-          </w:p>
-        </w:tc>
-        <w:tc>
-          <w:tcPr/>
-          <w:p>
-            <w:pPr>
-              <w:pStyle w:val="Compact"/>
-            </w:pPr>
-            <w:r>
-              <w:t xml:space="preserve">,</w:t>
+              <w:t xml:space="preserve">—</w:t>
+            </w:r>
+          </w:p>
+        </w:tc>
+        <w:tc>
+          <w:tcPr/>
+          <w:p>
+            <w:pPr>
+              <w:pStyle w:val="Compact"/>
+            </w:pPr>
+            <w:r>
+              <w:t xml:space="preserve">—</w:t>
             </w:r>
           </w:p>
         </w:tc>
@@ -8705,7 +8798,7 @@
         <w:t xml:space="preserve"> </w:t>
       </w:r>
       <w:r>
-        <w:t xml:space="preserve">During LKDock integration testing, running LKina with</w:t>
+        <w:t xml:space="preserve">During LKDock GUI-integration packaging (PyInstaller) testing, running LKina with</w:t>
       </w:r>
       <w:r>
         <w:t xml:space="preserve"> </w:t>
@@ -8859,6 +8952,37 @@
       </w:r>
       <w:r>
         <w:t xml:space="preserve">(AD4) mode, which covers all 117 atom types and exhibits identical search behavior for organic ligands. The AD4 path is therefore the recommended mode for all LKina workflows.</w:t>
+      </w:r>
+      <w:r>
+        <w:t xml:space="preserve"> </w:t>
+      </w:r>
+      <w:r>
+        <w:rPr>
+          <w:b/>
+          <w:bCs/>
+        </w:rPr>
+        <w:t xml:space="preserve">Note:</w:t>
+      </w:r>
+      <w:r>
+        <w:t xml:space="preserve"> </w:t>
+      </w:r>
+      <w:r>
+        <w:t xml:space="preserve">invoking the LKina binary directly on the CLI with</w:t>
+      </w:r>
+      <w:r>
+        <w:t xml:space="preserve"> </w:t>
+      </w:r>
+      <w:r>
+        <w:rPr>
+          <w:rStyle w:val="VerbatimChar"/>
+        </w:rPr>
+        <w:t xml:space="preserve">--scoring vina</w:t>
+      </w:r>
+      <w:r>
+        <w:t xml:space="preserve"> </w:t>
+      </w:r>
+      <w:r>
+        <w:t xml:space="preserve">works correctly — the numerical identity reported in Section 3.5 (1HVR/3PTB) was obtained by direct CLI invocation; the SIGABRT above is specific to the GUI-integration packaged environment.</w:t>
       </w:r>
     </w:p>
     <w:bookmarkEnd w:id="28"/>
@@ -10237,18 +10361,18 @@
               <w:pStyle w:val="Compact"/>
             </w:pPr>
             <w:r>
-              <w:t xml:space="preserve">,</w:t>
-            </w:r>
-          </w:p>
-        </w:tc>
-        <w:tc>
-          <w:tcPr/>
-          <w:p>
-            <w:pPr>
-              <w:pStyle w:val="Compact"/>
-            </w:pPr>
-            <w:r>
-              <w:t xml:space="preserve">,</w:t>
+              <w:t xml:space="preserve">—</w:t>
+            </w:r>
+          </w:p>
+        </w:tc>
+        <w:tc>
+          <w:tcPr/>
+          <w:p>
+            <w:pPr>
+              <w:pStyle w:val="Compact"/>
+            </w:pPr>
+            <w:r>
+              <w:t xml:space="preserve">—</w:t>
             </w:r>
           </w:p>
         </w:tc>
@@ -10783,6 +10907,31 @@
       <w:r>
         <w:t xml:space="preserve">) makes auto-detection of metal modes from receptor/ligand PDBQT an opt-out behavior.</w:t>
       </w:r>
+      <w:r>
+        <w:t xml:space="preserve"> </w:t>
+      </w:r>
+      <w:r>
+        <w:rPr>
+          <w:b/>
+          <w:bCs/>
+        </w:rPr>
+        <w:t xml:space="preserve">Note:</w:t>
+      </w:r>
+      <w:r>
+        <w:t xml:space="preserve"> </w:t>
+      </w:r>
+      <w:r>
+        <w:t xml:space="preserve">the −11.3 kcal/mol score reported above for 3HS4 is a re-scoring of the crystal pose (</w:t>
+      </w:r>
+      <w:r>
+        <w:rPr>
+          <w:rStyle w:val="VerbatimChar"/>
+        </w:rPr>
+        <w:t xml:space="preserve">--score_only</w:t>
+      </w:r>
+      <w:r>
+        <w:t xml:space="preserve">), while Section 3.7 (Table 9) reports the global-docking best affinity of −13.32 kcal/mol for 3HS4 AD4+zn; the difference reflects the extra search freedom. Both values agree with the experimental affinity of ≈−10.8 kcal/mol to within 3 kcal/mol, consistent with the accuracy range reported for AutoDock4Zn.</w:t>
+      </w:r>
     </w:p>
     <w:bookmarkEnd w:id="42"/>
     <w:bookmarkStart w:id="49" w:name="X0162420ff3365d3e4522a1a2c07fd710b254a53"/>
@@ -12262,7 +12411,7 @@
               <w:pStyle w:val="Compact"/>
             </w:pPr>
             <w:r>
-              <w:t xml:space="preserve">,</w:t>
+              <w:t xml:space="preserve">—</w:t>
             </w:r>
           </w:p>
         </w:tc>
@@ -13457,7 +13606,10 @@
         <w:t xml:space="preserve">benchmarks/redock_benchmark/results/redock_{zn,fe,cu}_120.json</w:t>
       </w:r>
       <w:r>
-        <w:t xml:space="preserve">,</w:t>
+        <w:t xml:space="preserve"> </w:t>
+      </w:r>
+      <w:r>
+        <w:t xml:space="preserve">— the 120 in the file names is the size of the RCSB retrieval candidate pool; after screening, 104 systems were actually re-docked: Zn 22 / Fe 47 / Cu 35; together with</w:t>
       </w:r>
       <w:r>
         <w:t xml:space="preserve"> </w:t>
@@ -13469,7 +13621,10 @@
         <w:t xml:space="preserve">redock_summary.json</w:t>
       </w:r>
       <w:r>
-        <w:t xml:space="preserve">,</w:t>
+        <w:t xml:space="preserve"> </w:t>
+      </w:r>
+      <w:r>
+        <w:t xml:space="preserve">and</w:t>
       </w:r>
       <w:r>
         <w:t xml:space="preserve"> </w:t>
@@ -13555,7 +13710,7 @@
         <w:t xml:space="preserve"> </w:t>
       </w:r>
       <w:r>
-        <w:t xml:space="preserve">Three representative systems were docked under vina, vinardo, and AD4 scoring at exhaustiveness 8 (5 modes, seed 42): the Zn metalloprotein 4JC (zn mode), the carbonic anhydrase II/AZM complex 3HS4 (zn mode), and the metal-free KRAS G12C covalent complex 6OIM (plain AD4):</w:t>
+        <w:t xml:space="preserve">Three representative systems were docked under vina, vinardo, and AD4 scoring at exhaustiveness 8 (5 modes requested, seed 42): the Zn metalloprotein 4JC (zn mode), the carbonic anhydrase II/AZM complex 3HS4 (zn mode), and the metal-free KRAS G12C covalent complex 6OIM (plain AD4); under AD4 scoring, 4JC and 6OIM actually produced 4 modes due to energy-range truncation:</w:t>
       </w:r>
     </w:p>
     <w:p>
@@ -14265,7 +14420,7 @@
       <w:r>
         <w:drawing>
           <wp:inline>
-            <wp:extent cx="5334000" cy="1748829"/>
+            <wp:extent cx="5334000" cy="1749752"/>
             <wp:effectExtent b="0" l="0" r="0" t="0"/>
             <wp:docPr descr="Figure S5" title="" id="67" name="Picture"/>
             <a:graphic>
@@ -14286,7 +14441,7 @@
                   <pic:spPr bwMode="auto">
                     <a:xfrm>
                       <a:off x="0" y="0"/>
-                      <a:ext cx="5334000" cy="1748829"/>
+                      <a:ext cx="5334000" cy="1749752"/>
                     </a:xfrm>
                     <a:prstGeom prst="rect">
                       <a:avLst/>
@@ -14419,7 +14574,7 @@
       <w:r>
         <w:drawing>
           <wp:inline>
-            <wp:extent cx="5334000" cy="3413424"/>
+            <wp:extent cx="5334000" cy="3412530"/>
             <wp:effectExtent b="0" l="0" r="0" t="0"/>
             <wp:docPr descr="Figure S7" title="" id="73" name="Picture"/>
             <a:graphic>
@@ -14440,7 +14595,7 @@
                   <pic:spPr bwMode="auto">
                     <a:xfrm>
                       <a:off x="0" y="0"/>
-                      <a:ext cx="5334000" cy="3413424"/>
+                      <a:ext cx="5334000" cy="3412530"/>
                     </a:xfrm>
                     <a:prstGeom prst="rect">
                       <a:avLst/>
@@ -15972,7 +16127,16 @@
               <w:pStyle w:val="Compact"/>
             </w:pPr>
             <w:r>
-              <w:t xml:space="preserve">clamp 100000 → 1000 kcal/mol</w:t>
+              <w:rPr>
+                <w:rStyle w:val="VerbatimChar"/>
+              </w:rPr>
+              <w:t xml:space="preserve">AG4_EINTCLAMP</w:t>
+            </w:r>
+            <w:r>
+              <w:t xml:space="preserve"> </w:t>
+            </w:r>
+            <w:r>
+              <w:t xml:space="preserve">aligned to official semantics (pairwise LJ-table clamp of 100000; map-total ±1000 two-sided clamp removed)</w:t>
             </w:r>
           </w:p>
         </w:tc>
@@ -18357,7 +18521,61 @@
         <w:t xml:space="preserve">make_figures_v3.py</w:t>
       </w:r>
       <w:r>
-        <w:t xml:space="preserve">, figure-generation script for all main and supplementary figures (300-dpi PNG + vector PDF).</w:t>
+        <w:t xml:space="preserve"> </w:t>
+      </w:r>
+      <w:r>
+        <w:t xml:space="preserve">and</w:t>
+      </w:r>
+      <w:r>
+        <w:t xml:space="preserve"> </w:t>
+      </w:r>
+      <w:r>
+        <w:rPr>
+          <w:rStyle w:val="VerbatimChar"/>
+        </w:rPr>
+        <w:t xml:space="preserve">benchmarks/make_supplementary_figures.py</w:t>
+      </w:r>
+      <w:r>
+        <w:t xml:space="preserve"> </w:t>
+      </w:r>
+      <w:r>
+        <w:t xml:space="preserve">(with</w:t>
+      </w:r>
+      <w:r>
+        <w:t xml:space="preserve"> </w:t>
+      </w:r>
+      <w:r>
+        <w:rPr>
+          <w:rStyle w:val="VerbatimChar"/>
+        </w:rPr>
+        <w:t xml:space="preserve">make_figS3S4.py</w:t>
+      </w:r>
+      <w:r>
+        <w:t xml:space="preserve">,</w:t>
+      </w:r>
+      <w:r>
+        <w:t xml:space="preserve"> </w:t>
+      </w:r>
+      <w:r>
+        <w:rPr>
+          <w:rStyle w:val="VerbatimChar"/>
+        </w:rPr>
+        <w:t xml:space="preserve">make_redock_figures.py</w:t>
+      </w:r>
+      <w:r>
+        <w:t xml:space="preserve">,</w:t>
+      </w:r>
+      <w:r>
+        <w:t xml:space="preserve"> </w:t>
+      </w:r>
+      <w:r>
+        <w:rPr>
+          <w:rStyle w:val="VerbatimChar"/>
+        </w:rPr>
+        <w:t xml:space="preserve">make_graphical_abstract.py</w:t>
+      </w:r>
+      <w:r>
+        <w:t xml:space="preserve">), figure-generation scripts for all main and supplementary figures (600-dpi PNG + vector PDF + TIFF, three formats).</w:t>
       </w:r>
     </w:p>
     <w:p>
